--- a/docs/PAI_Naskah_Guru_Word_by_Word_Bab4.docx
+++ b/docs/PAI_Naskah_Guru_Word_by_Word_Bab4.docx
@@ -56,7 +56,7 @@
               </w:rPr>
               <w:t>Kurikulum Merdeka • PKBM Penerus Bangsa • Pendekatan Storytelling Pak Gita Wirjawan</w:t>
               <w:br/>
-              <w:t>Lengkap dengan Guided Imagination Awal Sesi (Pilihan A) &amp; Jargon Emas</w:t>
+              <w:t>Lengkap dengan Guided Imagination Awal Sesi &amp; Analogi Objek Dunia Nyata</w:t>
             </w:r>
           </w:p>
         </w:tc>
@@ -277,7 +277,7 @@
           <w:color w:val="0F172A"/>
           <w:sz w:val="19"/>
         </w:rPr>
-        <w:t>"Bagus sekali! Tahu nggak Aqlan, kekuatan otot dan lompatan tadi berhubungan erat dengan mukjizat yang sedang terjadi di tubuhmu sekarang. Mari kita buka Slide Canva 1 dan 2!"</w:t>
+        <w:t>"Bagus sekali! Tahu nggak Aqlan, kekuatan otot dan lompatan tadi berhubungan erat dengan mukjizat kedewasaan yang sedang terjadi di tubuhmu sekarang. Mari kita buka Slide Canva 1 dan 2!"</w:t>
       </w:r>
     </w:p>
     <w:p>
@@ -299,7 +299,7 @@
           <w:color w:val="0F172A"/>
           <w:sz w:val="19"/>
         </w:rPr>
-        <w:t>"Aqlan, waktu umur 3 tahun, kalau mau makan atau pakai baju, siapa yang bantuin?"</w:t>
+        <w:t>"Aqlan, waktu umur 3 tahun dulu, kalau mau makan atau naik sepeda, siapa yang bantuin dan pegang setirnya?"</w:t>
       </w:r>
     </w:p>
     <w:p>
@@ -322,7 +322,7 @@
           <w:color w:val="0F172A"/>
           <w:sz w:val="19"/>
         </w:rPr>
-        <w:t>"Bunda bu!"</w:t>
+        <w:t>"Bunda sama Ayah bu!"</w:t>
       </w:r>
     </w:p>
     <w:p>
@@ -344,7 +344,7 @@
           <w:color w:val="0F172A"/>
           <w:sz w:val="19"/>
         </w:rPr>
-        <w:t>"Betul! Tapi saat seorang muslim baligh, statusnya berubah menjadi MUKALLAF. Aqlan resmi memegang kemudi catatan amalnya sendiri di hadapan Allah! Supaya nggak lupa, Bu Tiara punya satu jargon sakti: 'SEGITIGA EMAS BALIGH'! Coba sebutkan bareng Bu Tiara, Aqlan!"</w:t>
+        <w:t>"Betul, dulu Aqlan seperti duduk di boncengan sepeda orang tua, disetir dan diingatkan salat oleh Ayah Bunda. Tapi saat seorang muslim memasuki usia baligh, statusnya berubah menjadi MUKALLAF. Artinya, Aqlan resmi mendapatkan 'Lisensi Nahkoda Sendiri' di hadapan Allah! Orang tua tidak lagi pegang setir catatan amal Aqlan; Aqlan yang memegang kemudi sendiri untuk mendirikan salat 5 waktu dan memilih perbuatan baik!"</w:t>
       </w:r>
     </w:p>
     <w:p>
@@ -367,7 +367,7 @@
           <w:color w:val="0F172A"/>
           <w:sz w:val="19"/>
         </w:rPr>
-        <w:t>"Segitiga Emas Baligh!"</w:t>
+        <w:t>"Wah, jadi kayak nahkoda beneran ya bu, harus bisa kontrol sendiri!"</w:t>
       </w:r>
     </w:p>
     <w:p>
@@ -389,7 +389,7 @@
           <w:color w:val="0F172A"/>
           <w:sz w:val="19"/>
         </w:rPr>
-        <w:t>"Pintar! Segitiga Emas Baligh punya 3 pilar: 1) Pilar Biologi: Tubuh tegap, suara berat, jakun, dan kelenjar keringat aktif. 2) Pilar Fikih: Mimpi basah (ihtilam) atau genap 15 tahun. 3) Pilar Syariat: Wajib salat 5 waktu mandiri! Nah Aqlan, kalau seorang laki-laki sudah mimpi basah, tubuhnya berstatus Hadas Besar. Bolehkah langsung salat?"</w:t>
+        <w:t>"Tepat sekali! Dan kapal kedewasaan Aqlan punya dua tanda penting: 1) Perubahan Fisik Tubuh (Sains Biologi): Suara bertambah berat, jakun tumbuh, dada bidang, dan kelenjar keringat bertambah aktif. 2) Tanda Sah Kedewasaan (Ilmu Fikih): Mengalami mimpi basah (ihtilam) atau genap berusia 15 tahun. Nah Aqlan, kalau seorang laki-laki sudah mimpi basah, tubuhnya berstatus Hadas Besar. Boleh nggak langsung salat?"</w:t>
       </w:r>
     </w:p>
     <w:p>
@@ -434,7 +434,7 @@
           <w:color w:val="0F172A"/>
           <w:sz w:val="19"/>
         </w:rPr>
-        <w:t>"Tepat 100! Dan cara bersucinya lewat Mandi Wajib. Bu Tiara bikin super gampang dengan jargon: 'FORMULA 2-R MANDI WAJIB': R1 = Rasa Niat di Hati karena Allah. R2 = Ratakan Air Menyeluruh dari ujung rambut kepala sampai ujung kaki! Gampang kan?"</w:t>
+        <w:t>"Tepat 100! Dan cara bersucinya lewat Mandi Wajib. Bayangkan seperti papan skateboard Aqlan yang habis main di arena berlumpur tebal. Kalau cuma dilap rodanya sedikit, bersih nggak?"</w:t>
       </w:r>
     </w:p>
     <w:p>
@@ -457,7 +457,7 @@
           <w:color w:val="0F172A"/>
           <w:sz w:val="19"/>
         </w:rPr>
-        <w:t>"Gampang banget bu! R1 Niat di hati, R2 Ratakan air seluruh tubuh!"</w:t>
+        <w:t>"Nggak bersih bu, lumpurnya masih nempel di mana-mana!"</w:t>
       </w:r>
     </w:p>
     <w:p>
@@ -479,7 +479,52 @@
           <w:color w:val="0F172A"/>
           <w:sz w:val="19"/>
         </w:rPr>
-        <w:t>"Keren! Ditambah jargon ketiga: 'KEMUDI DUA RADAR MALAIKAT': Radar Raqib catat kebaikan, Radar Atid catat kesalahan. Ksatria mukallaf mengemudikan hidupnya sendiri menuju kebaikan!"</w:t>
+        <w:t>"Betul! Makanya harus dicuci bersih total! Kunci sah mandi wajib itu cuma dua: 1) Niat tulus di hati karena Allah Ta'ala. 2) Siram dan ratakan air suci dari ujung helai rambut kepala sampai sela-sela jari kaki tanpa ada bagian kering terlewat!"</w:t>
+      </w:r>
+    </w:p>
+    <w:p>
+      <w:pPr>
+        <w:spacing w:after="50" w:line="276" w:lineRule="auto"/>
+      </w:pPr>
+      <w:r>
+        <w:rPr>
+          <w:rFonts w:ascii="Arial" w:hAnsi="Arial"/>
+          <w:b/>
+          <w:color w:val="0284C7"/>
+          <w:sz w:val="19"/>
+        </w:rPr>
+        <w:t xml:space="preserve">Aqlan: </w:t>
+      </w:r>
+      <w:r>
+        <w:rPr>
+          <w:rFonts w:ascii="Calibri" w:hAnsi="Calibri"/>
+          <w:i/>
+          <w:color w:val="0F172A"/>
+          <w:sz w:val="19"/>
+        </w:rPr>
+        <w:t>"Siap Bu Tiara! Kuncinya niat di hati sama ratakan air dari kepala sampai kaki!"</w:t>
+      </w:r>
+    </w:p>
+    <w:p>
+      <w:pPr>
+        <w:spacing w:after="50" w:line="276" w:lineRule="auto"/>
+      </w:pPr>
+      <w:r>
+        <w:rPr>
+          <w:rFonts w:ascii="Arial" w:hAnsi="Arial"/>
+          <w:b/>
+          <w:color w:val="881337"/>
+          <w:sz w:val="19"/>
+        </w:rPr>
+        <w:t xml:space="preserve">Guru Tiara: </w:t>
+      </w:r>
+      <w:r>
+        <w:rPr>
+          <w:rFonts w:ascii="Calibri" w:hAnsi="Calibri"/>
+          <w:color w:val="0F172A"/>
+          <w:sz w:val="19"/>
+        </w:rPr>
+        <w:t>"Keren! Dan Aqlan punya Dua Buku Rekening Amal: Malaikat Raqib di pundak kanan mencatat kebaikan, Malaikat Atid di pundak kiri mencatat kekhilafan. Mulai baligh ini, Aqlan nahkoda ksatria yang mengisi rekening kebaikannya sendiri!"</w:t>
       </w:r>
     </w:p>
     <w:p>
@@ -534,7 +579,7 @@
           <w:color w:val="0F172A"/>
           <w:sz w:val="19"/>
         </w:rPr>
-        <w:t>"Horeee bu! Nilai 400 sempurna! Keluar lencana bintang emas ksatria!"</w:t>
+        <w:t>"Horeee bu! Nilai 400 sempurna! Keluar bintang emas dan konfeti!"</w:t>
       </w:r>
     </w:p>
     <w:p>
@@ -566,7 +611,7 @@
           <w:color w:val="0F172A"/>
           <w:sz w:val="19"/>
         </w:rPr>
-        <w:t>"Alhamdulillah! Sekarang ambil buku tulis PAI dan pulpenmu, Bu Tiara diktekan 3 jargon emas tadi untuk dicatat rapi ya!"</w:t>
+        <w:t>"Alhamdulillah! Sekarang ambil buku tulis PAI dan pulpenmu, Bu Tiara diktekan poin ringkasnya ya!"</w:t>
       </w:r>
     </w:p>
     <w:p>
@@ -589,7 +634,7 @@
           <w:color w:val="0F172A"/>
           <w:sz w:val="19"/>
         </w:rPr>
-        <w:t>"Selesai Bu Tiara! Tulisanku rapi banget!"</w:t>
+        <w:t>"Selesai Bu Tiara! Catatanku rapi banget!"</w:t>
       </w:r>
     </w:p>
     <w:p>
@@ -621,7 +666,7 @@
           <w:color w:val="0F172A"/>
           <w:sz w:val="19"/>
         </w:rPr>
-        <w:t>"Masya Allah, ksatria hebat! Sampai jumpa di sesi berikutnya ya Aqlan! Wassalamu'alaikum warahmatullahi wabarakatuh!"</w:t>
+        <w:t>"Alhamdulillah! Ksatria hebat! Sampai jumpa di sesi berikutnya ya Aqlan! Wassalamu'alaikum warahmatullahi wabarakatuh!"</w:t>
       </w:r>
     </w:p>
     <w:p>
@@ -857,7 +902,7 @@
           <w:color w:val="0F172A"/>
           <w:sz w:val="19"/>
         </w:rPr>
-        <w:t>"Nah Mishka, dalam Islam, amalan berbagi itu sangat kaya ragamnya. Supaya Mishka tidak pernah tertukar antara Zakat, Infak, Sedekah, dan Hadiah, Bu Tiara punya jargon istimewa: 'KOMPAS 4-PINTU BERBAGI (Z-I-S-H)'! Z-I-S-H!"</w:t>
+        <w:t>"Nah Mishka, dalam Islam, amalan berbagi itu sangat kaya ragamnya. Supaya Mishka bisa membedakannya dengan presisi seorang pesenam, mari kita bayangkan sebuah 'Pohon Kebaikan' yang rindang: 1) Akar Kokoh = Zakat: Fondasi wajib penopang pohon bagi yang mampu, ada takaran nisab dan haul untuk 8 golongan. 2) Batang Utama = Infak: Mengalirkan uang sukarela untuk sarana umum kapan saja. 3) Ranting &amp; Daun = Sedekah: Paling luas! Senyum tulus, kata santun, dan singkirkan duri di jalan adalah sedekah. 4) Bunga Semerbak = Hadiah: Kado manis tanda cinta kasih untuk sahabat (Tahadu Tahabbu)!"</w:t>
       </w:r>
     </w:p>
     <w:p>
@@ -880,7 +925,7 @@
           <w:color w:val="0F172A"/>
           <w:sz w:val="19"/>
         </w:rPr>
-        <w:t>"Kompas 4-Pintu Z-I-S-H!"</w:t>
+        <w:t>"Wah jelas dan indah banget bu analogi pohonnya! Jadi kalau kado sahabat itu Bunga Hadiah, tapi kalau senyum ramah itu Daun Sedekah!"</w:t>
       </w:r>
     </w:p>
     <w:p>
@@ -902,52 +947,7 @@
           <w:color w:val="0F172A"/>
           <w:sz w:val="19"/>
         </w:rPr>
-        <w:t>"Pintar! 1) Zakat = Pintu Gembok: Wajib, ada kunci nisab dan haul untuk 8 asnaf. 2) Infak = Pintu Keran Harta: Mengalirkan uang sukarela untuk sarana umum kapan saja. 3) Sedekah = Pintu Senyum Semesta: Paling luas! Senyum tulus, buang duri di jalan, dan kata santun adalah sedekah. 4) Hadiah = Pintu Kasih Sayang: Kado apresiasi untuk sahabat demi merekatkan cinta kasih!"</w:t>
-      </w:r>
-    </w:p>
-    <w:p>
-      <w:pPr>
-        <w:spacing w:after="50" w:line="276" w:lineRule="auto"/>
-      </w:pPr>
-      <w:r>
-        <w:rPr>
-          <w:rFonts w:ascii="Arial" w:hAnsi="Arial"/>
-          <w:b/>
-          <w:color w:val="0284C7"/>
-          <w:sz w:val="19"/>
-        </w:rPr>
-        <w:t xml:space="preserve">Mishka: </w:t>
-      </w:r>
-      <w:r>
-        <w:rPr>
-          <w:rFonts w:ascii="Calibri" w:hAnsi="Calibri"/>
-          <w:i/>
-          <w:color w:val="0F172A"/>
-          <w:sz w:val="19"/>
-        </w:rPr>
-        <w:t>"Wah jelas banget bu! Kalau kado ultah itu Hadiah, tapi kalau senyum ramah itu Sedekah!"</w:t>
-      </w:r>
-    </w:p>
-    <w:p>
-      <w:pPr>
-        <w:spacing w:after="50" w:line="276" w:lineRule="auto"/>
-      </w:pPr>
-      <w:r>
-        <w:rPr>
-          <w:rFonts w:ascii="Arial" w:hAnsi="Arial"/>
-          <w:b/>
-          <w:color w:val="881337"/>
-          <w:sz w:val="19"/>
-        </w:rPr>
-        <w:t xml:space="preserve">Guru Tiara: </w:t>
-      </w:r>
-      <w:r>
-        <w:rPr>
-          <w:rFonts w:ascii="Calibri" w:hAnsi="Calibri"/>
-          <w:color w:val="0F172A"/>
-          <w:sz w:val="19"/>
-        </w:rPr>
-        <w:t>"Tepat! Tapi waspada dengan jargon kedua: 'DUA RACUN PAHALA: M-A': M = Mengungkit-ungkit (Al-Mann), dan A = Amarah / Sakiti Hati (Al-Adza). Kalau kena racun ini, pahala hangus seketika! Makanya kita pegang 'SEGITIGA EMAS TANGAN DI ATAS': Ikhlas tanpa kamera, rahasia tangan kanan, dan muliakan martabat sahabat!"</w:t>
+        <w:t>"Tepat! Tapi waspada dengan perumpamaan 'Batu Licin Tersapu Badai' di Surah Al-Baqarah ayat 264: Pahala berbagi kita bisa hilang licin tanpa bekas jika dirusak oleh dua sifat: Mengungkit-ungkit (Al-Mann) dan Menyakiti Hati (Al-Adza). Makanya kita terapkan 'Keanggunan Tangan di Atas': Ikhlas tanpa kamera medsos, rahasia tangan kanan, dan menjaga kehormatan sahabat!"</w:t>
       </w:r>
     </w:p>
     <w:p>
@@ -1057,7 +1057,7 @@
           <w:color w:val="0F172A"/>
           <w:sz w:val="19"/>
         </w:rPr>
-        <w:t>"Sudah selesai bu Tiara! Catatanku rapi dan ada kotaknya!"</w:t>
+        <w:t>"Sudah selesai bu Tiara! Catatanku rapi banget!"</w:t>
       </w:r>
     </w:p>
     <w:p>
@@ -1089,7 +1089,7 @@
           <w:color w:val="0F172A"/>
           <w:sz w:val="19"/>
         </w:rPr>
-        <w:t>"Alhamdulillah! Ingat selalu, tangan di atas jauh lebih mulia daripada tangan di bawah. Sampai jumpa di sesi berikutnya ya Mishka! Wassalamu'alaikum warahmatullahi wabarakatuh!"</w:t>
+        <w:t>"Alhamdulillah! Ingat selalu, tangan di atas jauh lebih mulia daripada tangan di bawah. Sampai jumpa di sesi Zoom berikutnya ya Mishka! Wassalamu'alaikum warahmatullahi wabarakatuh!"</w:t>
       </w:r>
     </w:p>
     <w:sectPr>

--- a/docs/PAI_Naskah_Guru_Word_by_Word_Bab4.docx
+++ b/docs/PAI_Naskah_Guru_Word_by_Word_Bab4.docx
@@ -56,7 +56,7 @@
               </w:rPr>
               <w:t>Kurikulum Merdeka • PKBM Penerus Bangsa • Pendekatan Storytelling Pak Gita Wirjawan</w:t>
               <w:br/>
-              <w:t>Lengkap dengan Guided Imagination Awal Sesi &amp; Analogi Objek Dunia Nyata</w:t>
+              <w:t>Lengkap dengan Video Visual Sinematik &amp; Pohon Kebaikan Bunga Sakura</w:t>
             </w:r>
           </w:p>
         </w:tc>
@@ -158,7 +158,7 @@
           <w:color w:val="0F172A"/>
           <w:sz w:val="19"/>
         </w:rPr>
-        <w:t>"Masya Allah, mantap! Nah Aqlan, hari ini di kelas PAI Bab 4 kita punya misi yang sangat istimewa. Hari ini kita akan membedah salah satu momen terpenting dalam hidup seorang anak laki-laki: yaitu momen ketika ia resmi bertransformasi menjadi seorang ksatria dewasa yang mandiri di hadapan Allah Swt.!"</w:t>
+        <w:t>"Masya Allah, mantap! Hari ini di kelas PAI Bab 4 kita punya misi yang sangat istimewa: membedah momen terpenting saat seorang anak bertransformasi menjadi ksatria mandiri pemegang kemudi hidupnya sendiri di hadapan Allah Swt.!"</w:t>
       </w:r>
     </w:p>
     <w:p>
@@ -190,7 +190,62 @@
           <w:color w:val="0F172A"/>
           <w:sz w:val="19"/>
         </w:rPr>
-        <w:t>"Sebelum kita buka slide Canva, Bu Tiara mau ajak Aqlan melakukan satu perjalanan imajinasi ksatria. Sekarang, duduk yang tegak tapi rileks di kursimu... ya, pundaknya rileks... sekarang perlahan pejamkan kedua matamu, Aqlan."</w:t>
+        <w:t>"Sebelum kita buka slide Canva, Bu Tiara mau ajak Aqlan melakukan satu perjalanan imajinasi ksatria. Duduk tegak tapi rileks di kursimu... pundak rileks... sekarang perlahan pejamkan kedua matamu, Aqlan."</w:t>
+      </w:r>
+    </w:p>
+    <w:p>
+      <w:pPr>
+        <w:spacing w:after="40" w:before="80"/>
+        <w:jc w:val="center"/>
+      </w:pPr>
+      <w:r>
+        <w:drawing>
+          <wp:inline xmlns:a="http://schemas.openxmlformats.org/drawingml/2006/main" xmlns:pic="http://schemas.openxmlformats.org/drawingml/2006/picture">
+            <wp:extent cx="5303520" cy="2960104"/>
+            <wp:docPr id="1" name="Picture 1"/>
+            <wp:cNvGraphicFramePr>
+              <a:graphicFrameLocks noChangeAspect="1"/>
+            </wp:cNvGraphicFramePr>
+            <a:graphic>
+              <a:graphicData uri="http://schemas.openxmlformats.org/drawingml/2006/picture">
+                <pic:pic>
+                  <pic:nvPicPr>
+                    <pic:cNvPr id="0" name="video_visual_aqlan_skatepark.jpg"/>
+                    <pic:cNvPicPr/>
+                  </pic:nvPicPr>
+                  <pic:blipFill>
+                    <a:blip r:embed="rId9"/>
+                    <a:stretch>
+                      <a:fillRect/>
+                    </a:stretch>
+                  </pic:blipFill>
+                  <pic:spPr>
+                    <a:xfrm>
+                      <a:off x="0" y="0"/>
+                      <a:ext cx="5303520" cy="2960104"/>
+                    </a:xfrm>
+                    <a:prstGeom prst="rect"/>
+                  </pic:spPr>
+                </pic:pic>
+              </a:graphicData>
+            </a:graphic>
+          </wp:inline>
+        </w:drawing>
+      </w:r>
+    </w:p>
+    <w:p>
+      <w:pPr>
+        <w:spacing w:after="80"/>
+        <w:jc w:val="center"/>
+      </w:pPr>
+      <w:r>
+        <w:rPr>
+          <w:rFonts w:ascii="Calibri" w:hAnsi="Calibri"/>
+          <w:i/>
+          <w:color w:val="475569"/>
+          <w:sz w:val="17"/>
+        </w:rPr>
+        <w:t>🎬 Visual Sinematik Guided Imagination: Aqlan di Puncak Ramp Skatepark saat Senja Keemasan (Video: video_visual_aqlan_skatepark.mp4)</w:t>
       </w:r>
     </w:p>
     <w:p>
@@ -222,7 +277,7 @@
           <w:color w:val="0F172A"/>
           <w:sz w:val="19"/>
         </w:rPr>
-        <w:t>"Bayangkan Aqlan sedang berdiri di atas sebuah papan skateboard di puncak lintasan tertinggi sebuah skatepark yang megah di sore hari. Angin sejuk berhembus menerpa wajahmu. Aqlan memegang kendali papan dengan kedua kakimu yang semakin kokoh dan kuat. Aqlan dorong papan meluncur ke bawah... WUUUSH! Aqlan melesat dengan kecepatan tinggi, angin berdesir di telingamu! Saat papan melompat di tanjakan, Aqlan merasakan otot kakimu bertambah kekar, tulang bahumu melebar tegap, dan detak jantungmu berdegup mantap. Tubuhmu bukan lagi anak kecil yang rapuh. Allah Swt. sedang merancang tubuhmu menjadi pemuda yang gagah perkasa! Di tangan Aqlan, ada sebuah kemudi emas yang menyala berkilau. Di kemudi itu tertulis: 'Ksatria Mandiri Pemegang Amanah'. Aqlan mendarat dengan mulus sempurna... Sekarang, tarik napas dalam-dalam, hembuskan perlahan... dan buka kedua matamu perlahan-lahan, Aqlan!"</w:t>
+        <w:t>"Bayangkan Aqlan sedang berdiri di atas papan skateboard di puncak lintasan tertinggi sebuah skatepark megah di sore hari. Angin sejuk berhembus menerpa wajahmu. Aqlan memegang kendali papan dengan kedua kakimu yang semakin kokoh dan kuat. Aqlan dorong papan meluncur ke bawah... WUUUSH! Aqlan melesat dengan kecepatan tinggi, angin berdesir di telingamu! Saat papan melompat di tanjakan, Aqlan merasakan otot kakimu bertambah kekar, tulang bahumu melebar tegap, dan detak jantungmu berdegup mantap. Tubuhmu bukan lagi anak kecil yang rapuh. Allah Swt. sedang merancang tubuhmu menjadi pemuda gagah perkasa! Di tangan Aqlan, ada kemudi emas menyala berkilau bertuliskan 'Ksatria Mandiri Pemegang Amanah'. Aqlan mendarat mulus sempurna... Sekarang, tarik napas dalam-dalam, hembuskan perlahan... dan buka kedua matamu perlahan-lahan, Aqlan!"</w:t>
       </w:r>
     </w:p>
     <w:p>
@@ -611,7 +666,7 @@
           <w:color w:val="0F172A"/>
           <w:sz w:val="19"/>
         </w:rPr>
-        <w:t>"Alhamdulillah! Sekarang ambil buku tulis PAI dan pulpenmu, Bu Tiara diktekan poin ringkasnya ya!"</w:t>
+        <w:t>"Alhamdulillah! Sekarang ambil buku tulis PAI dan pulpenmu, Bu Tiara diktekan catatan singkat textbook-nya ya!"</w:t>
       </w:r>
     </w:p>
     <w:p>
@@ -634,7 +689,7 @@
           <w:color w:val="0F172A"/>
           <w:sz w:val="19"/>
         </w:rPr>
-        <w:t>"Selesai Bu Tiara! Catatanku rapi banget!"</w:t>
+        <w:t>"Selesai Bu Tiara! Catatanku rapi dan singkat!"</w:t>
       </w:r>
     </w:p>
     <w:p>
@@ -761,7 +816,7 @@
           <w:color w:val="0F172A"/>
           <w:sz w:val="19"/>
         </w:rPr>
-        <w:t>"Alhamdulillah! Nah Mishka, di sesi PAI Bab 4 hari ini, kita akan menyelami satu tema yang sangat indah dan elegan: yaitu seni meluaskan rezeki dan kebahagiaan hati melalui konsep berbagi dalam Islam!"</w:t>
+        <w:t>"Alhamdulillah! Hari ini di PAI Bab 4 kita akan menyelami satu tema yang sangat indah dan elegan: seni meluaskan rezeki dan kebahagiaan hati melalui konsep berbagi dalam Islam!"</w:t>
       </w:r>
     </w:p>
     <w:p>
@@ -793,7 +848,62 @@
           <w:color w:val="0F172A"/>
           <w:sz w:val="19"/>
         </w:rPr>
-        <w:t>"Sebelum kita membedah konsepnya, Bu Tiara ingin mengajak Mishka masuk ke dalam sebuah ruang hening yang menyejukkan. Duduklah yang nyaman di kursimu, tegakkan punggung dengan rileks... sekarang perlahan-lahan pejamkan kedua matamu, Mishka."</w:t>
+        <w:t>"Sebelum kita membedah konsepnya, Bu Tiara ingin mengajak Mishka masuk ke dalam ruang hening yang menyejukkan. Duduklah yang nyaman di kursimu, tegakkan punggung dengan rileks... sekarang perlahan pejamkan kedua matamu, Mishka."</w:t>
+      </w:r>
+    </w:p>
+    <w:p>
+      <w:pPr>
+        <w:spacing w:after="40" w:before="80"/>
+        <w:jc w:val="center"/>
+      </w:pPr>
+      <w:r>
+        <w:drawing>
+          <wp:inline xmlns:a="http://schemas.openxmlformats.org/drawingml/2006/main" xmlns:pic="http://schemas.openxmlformats.org/drawingml/2006/picture">
+            <wp:extent cx="5303520" cy="2960104"/>
+            <wp:docPr id="2" name="Picture 2"/>
+            <wp:cNvGraphicFramePr>
+              <a:graphicFrameLocks noChangeAspect="1"/>
+            </wp:cNvGraphicFramePr>
+            <a:graphic>
+              <a:graphicData uri="http://schemas.openxmlformats.org/drawingml/2006/picture">
+                <pic:pic>
+                  <pic:nvPicPr>
+                    <pic:cNvPr id="0" name="video_visual_mishka_taman.jpg"/>
+                    <pic:cNvPicPr/>
+                  </pic:nvPicPr>
+                  <pic:blipFill>
+                    <a:blip r:embed="rId10"/>
+                    <a:stretch>
+                      <a:fillRect/>
+                    </a:stretch>
+                  </pic:blipFill>
+                  <pic:spPr>
+                    <a:xfrm>
+                      <a:off x="0" y="0"/>
+                      <a:ext cx="5303520" cy="2960104"/>
+                    </a:xfrm>
+                    <a:prstGeom prst="rect"/>
+                  </pic:spPr>
+                </pic:pic>
+              </a:graphicData>
+            </a:graphic>
+          </wp:inline>
+        </w:drawing>
+      </w:r>
+    </w:p>
+    <w:p>
+      <w:pPr>
+        <w:spacing w:after="80"/>
+        <w:jc w:val="center"/>
+      </w:pPr>
+      <w:r>
+        <w:rPr>
+          <w:rFonts w:ascii="Calibri" w:hAnsi="Calibri"/>
+          <w:i/>
+          <w:color w:val="475569"/>
+          <w:sz w:val="17"/>
+        </w:rPr>
+        <w:t>🎬 Visual Sinematik Guided Imagination: Mishka di Taman Kasih Sayang Menyerahkan Kado (Video: video_visual_mishka_taman.mp4)</w:t>
       </w:r>
     </w:p>
     <w:p>
@@ -825,7 +935,7 @@
           <w:color w:val="0F172A"/>
           <w:sz w:val="19"/>
         </w:rPr>
-        <w:t>"Bayangkan Mishka sedang berjalan di sebuah jalan setapak berbatu halus di tengah taman bunga yang sangat luas dan indah di pagi hari. Udara terasa sangat segar, beraroma wangi melati dan embun pagi. Gemercik air mancur jernih terdengar lembut menenangkan hatimu. Di pinggir jalan setapak, Mishka melihat seorang anak kecil yang duduk sendirian memegang mainan yang patah dengan tatapan sedih. Mishka melangkah mendekat dengan senyum hangat. Dari tas kecilmu, Mishka mengeluarkan sebuah kotak kado berhias pita pastel yang cantik. Mishka menyerahkannya dengan kedua tanganmu yang santun. Saat anak itu membuka kado tersebut, matanya berbinar bahagia, wajahnya tersenyum cerah, dan ia berbisik: 'Terima kasih banyak ya sahabat baik!' Di dalam dadamu, tiba-tiba mengalir rasa hangat yang luar biasa... rasa lapang, damai, dan bahagia yang belum pernah Mishka rasakan sebelumnya. Memberi tanpa meminta balasan, ternyata membuat jiwa kita mekar jauh lebih indah daripada bunga-bunga di taman ini... Sekarang, tarik napas dalam-dalam, hembuskan perlahan... dan buka kedua matamu perlahan-lahan, Mishka!"</w:t>
+        <w:t>"Bayangkan Mishka sedang berjalan di jalan setapak berbatu halus di tengah taman bunga yang sangat luas dan indah di pagi hari. Udara terasa sangat segar, beraroma wangi melati dan embun pagi. Gemercik air mancur jernih terdengar lembut menenangkan hatimu. Di pinggir jalan setapak, Mishka melihat seorang anak kecil yang duduk sendirian memegang mainan yang patah dengan tatapan sedih. Mishka melangkah mendekat dengan senyum hangat. Dari tas kecilmu, Mishka mengeluarkan kotak kado berhias pita pastel cantik dan menyerahkannya dengan kedua tanganmu yang santun. Saat anak itu membuka kado tersebut, matanya berbinar bahagia dan ia berbisik: 'Terima kasih banyak ya sahabat baik!' Di dadamu, mengalir rasa hangat yang luar biasa... rasa lapang, damai, dan bahagia yang mekar jauh lebih indah daripada bunga-bunga di taman ini... Sekarang, tarik napas dalam-dalam, hembuskan perlahan... dan buka kedua matamu perlahan-lahan, Mishka!"</w:t>
       </w:r>
     </w:p>
     <w:p>
@@ -885,6 +995,61 @@
     </w:p>
     <w:p>
       <w:pPr>
+        <w:spacing w:after="40" w:before="80"/>
+        <w:jc w:val="center"/>
+      </w:pPr>
+      <w:r>
+        <w:drawing>
+          <wp:inline xmlns:a="http://schemas.openxmlformats.org/drawingml/2006/main" xmlns:pic="http://schemas.openxmlformats.org/drawingml/2006/picture">
+            <wp:extent cx="5303520" cy="2960104"/>
+            <wp:docPr id="3" name="Picture 3"/>
+            <wp:cNvGraphicFramePr>
+              <a:graphicFrameLocks noChangeAspect="1"/>
+            </wp:cNvGraphicFramePr>
+            <a:graphic>
+              <a:graphicData uri="http://schemas.openxmlformats.org/drawingml/2006/picture">
+                <pic:pic>
+                  <pic:nvPicPr>
+                    <pic:cNvPr id="0" name="visual_pohon_kebaikan_sakura.jpg"/>
+                    <pic:cNvPicPr/>
+                  </pic:nvPicPr>
+                  <pic:blipFill>
+                    <a:blip r:embed="rId11"/>
+                    <a:stretch>
+                      <a:fillRect/>
+                    </a:stretch>
+                  </pic:blipFill>
+                  <pic:spPr>
+                    <a:xfrm>
+                      <a:off x="0" y="0"/>
+                      <a:ext cx="5303520" cy="2960104"/>
+                    </a:xfrm>
+                    <a:prstGeom prst="rect"/>
+                  </pic:spPr>
+                </pic:pic>
+              </a:graphicData>
+            </a:graphic>
+          </wp:inline>
+        </w:drawing>
+      </w:r>
+    </w:p>
+    <w:p>
+      <w:pPr>
+        <w:spacing w:after="80"/>
+        <w:jc w:val="center"/>
+      </w:pPr>
+      <w:r>
+        <w:rPr>
+          <w:rFonts w:ascii="Calibri" w:hAnsi="Calibri"/>
+          <w:i/>
+          <w:color w:val="475569"/>
+          <w:sz w:val="17"/>
+        </w:rPr>
+        <w:t>🎬 Visual Infografis Slide Canva: Pohon Kebaikan dengan Bunga Sakura Merah Muda (Video: video_visual_pohon_kebaikan_sakura.mp4)</w:t>
+      </w:r>
+    </w:p>
+    <w:p>
+      <w:pPr>
         <w:spacing w:after="50" w:line="276" w:lineRule="auto"/>
       </w:pPr>
       <w:r>
@@ -902,7 +1067,7 @@
           <w:color w:val="0F172A"/>
           <w:sz w:val="19"/>
         </w:rPr>
-        <w:t>"Nah Mishka, dalam Islam, amalan berbagi itu sangat kaya ragamnya. Supaya Mishka bisa membedakannya dengan presisi seorang pesenam, mari kita bayangkan sebuah 'Pohon Kebaikan' yang rindang: 1) Akar Kokoh = Zakat: Fondasi wajib penopang pohon bagi yang mampu, ada takaran nisab dan haul untuk 8 golongan. 2) Batang Utama = Infak: Mengalirkan uang sukarela untuk sarana umum kapan saja. 3) Ranting &amp; Daun = Sedekah: Paling luas! Senyum tulus, kata santun, dan singkirkan duri di jalan adalah sedekah. 4) Bunga Semerbak = Hadiah: Kado manis tanda cinta kasih untuk sahabat (Tahadu Tahabbu)!"</w:t>
+        <w:t>"Nah Mishka, dalam Islam amalan berbagi itu sangat kaya ragamnya. Supaya Mishka bisa membedakannya dengan presisi seorang pesenam, coba perhatikan gambar 'Pohon Kebaikan Bermahkota Bunga Sakura' ini! Ada 4 bagian indah: 1) Akar Kokoh = ZAKAT: Fondasi wajib penopang pohon bagi yang mampu (nisab &amp; haul untuk 8 asnaf). 2) Batang Utama = INFAK: Mengalirkan uang sukarela untuk sarana umum kapan saja. 3) Ranting &amp; Daun = SEDEKAH: Kebaikan materi &amp; non-materi yang menaungi siapa saja (senyum tulus, kata santun, singkirkan duri di jalan). 4) Bunga Sakura Semerbak = HADIAH: Kelopak-kelopak bunga sakura pink yang mekar indah dengan kotak kado berpita manis di antaranya, lambang cinta kasih persahabatan (Tahadu Tahabbu)!"</w:t>
       </w:r>
     </w:p>
     <w:p>
@@ -925,7 +1090,7 @@
           <w:color w:val="0F172A"/>
           <w:sz w:val="19"/>
         </w:rPr>
-        <w:t>"Wah jelas dan indah banget bu analogi pohonnya! Jadi kalau kado sahabat itu Bunga Hadiah, tapi kalau senyum ramah itu Daun Sedekah!"</w:t>
+        <w:t>"Wah masya Allah, cantik banget bu pohonnya! Cabang atasnya ada bunga sakura pink sama kotak kadonya! Jadi kalau kado sahabat itu Bunga Sakura Hadiah, tapi kalau senyum ramah itu Daun Sedekah!"</w:t>
       </w:r>
     </w:p>
     <w:p>
@@ -1034,7 +1199,7 @@
           <w:color w:val="0F172A"/>
           <w:sz w:val="19"/>
         </w:rPr>
-        <w:t>"Masya Allah hebat! Sekarang ambil buku tulis PAI dan pulpenmu, Bu Tiara diktekan poin ringkasnya ya!"</w:t>
+        <w:t>"Masya Allah hebat! Sekarang ambil buku tulis PAI dan pulpenmu, Bu Tiara diktekan catatan singkat textbook-nya ya!"</w:t>
       </w:r>
     </w:p>
     <w:p>
@@ -1057,7 +1222,7 @@
           <w:color w:val="0F172A"/>
           <w:sz w:val="19"/>
         </w:rPr>
-        <w:t>"Sudah selesai bu Tiara! Catatanku rapi banget!"</w:t>
+        <w:t>"Sudah selesai bu Tiara! Catatanku rapi dan ringkas banget!"</w:t>
       </w:r>
     </w:p>
     <w:p>
